--- a/src/paradoc/resources/template_blank.docx
+++ b/src/paradoc/resources/template_blank.docx
@@ -1266,7 +1266,6 @@
     <w:lvl w:ilvl="3">
       <w:start w:val="1"/>
       <w:numFmt w:val="decimal"/>
-      <w:lvlRestart w:val="0"/>
       <w:pStyle w:val="AppendixX111"/>
       <w:lvlText w:val="%1.%2.%3.%4"/>
       <w:lvlJc w:val="left"/>
